--- a/iCD121_PRF_Week06_Methods_Assignment (2).docx
+++ b/iCD121_PRF_Week06_Methods_Assignment (2).docx
@@ -11236,22 +11236,40 @@
     </w:p>
     <w:p>
       <w:pPr>
-        <w:ind w:left="0" w:firstLine="0"/>
-        <w:jc w:val="left"/>
-      </w:pPr>
-      <w:r>
-        <w:t xml:space="preserve"> </w:t>
-      </w:r>
-    </w:p>
-    <w:p>
-      <w:pPr>
-        <w:spacing w:after="162" w:line="317" w:lineRule="auto"/>
-        <w:ind w:left="1080" w:right="7906" w:firstLine="0"/>
-        <w:jc w:val="left"/>
-      </w:pPr>
+        <w:ind w:left="355"/>
+      </w:pPr>
+    </w:p>
+    <w:p>
+      <w:pPr>
+        <w:ind w:left="355"/>
+      </w:pPr>
+    </w:p>
+    <w:p>
+      <w:pPr>
+        <w:ind w:left="355"/>
+        <w:rPr>
+          <w:color w:val="FF0000"/>
+          <w:sz w:val="48"/>
+          <w:szCs w:val="48"/>
+          <w:u w:val="single"/>
+        </w:rPr>
+      </w:pPr>
+      <w:r>
+        <w:rPr>
+          <w:color w:val="FF0000"/>
+          <w:sz w:val="48"/>
+          <w:szCs w:val="48"/>
+          <w:u w:val="single"/>
+        </w:rPr>
+        <w:t xml:space="preserve">    MY CODE </w:t>
+      </w:r>
       <w:r>
         <w:rPr>
           <w:b/>
+          <w:color w:val="FF0000"/>
+          <w:sz w:val="48"/>
+          <w:szCs w:val="48"/>
+          <w:u w:val="single"/>
         </w:rPr>
         <w:t xml:space="preserve">       </w:t>
       </w:r>
@@ -11270,18 +11288,1580 @@
         <w:spacing w:after="40"/>
         <w:ind w:left="0" w:firstLine="0"/>
         <w:jc w:val="left"/>
-      </w:pPr>
-      <w:r>
-        <w:t xml:space="preserve"> </w:t>
-      </w:r>
+        <w:rPr>
+          <w:color w:val="FF0000"/>
+        </w:rPr>
+      </w:pPr>
+      <w:r>
+        <w:rPr>
+          <w:color w:val="FF0000"/>
+        </w:rPr>
+        <w:t xml:space="preserve"> </w:t>
+      </w:r>
+      <w:r>
+        <w:rPr>
+          <w:color w:val="FF0000"/>
+        </w:rPr>
+        <w:t xml:space="preserve">import </w:t>
+      </w:r>
+      <w:proofErr w:type="spellStart"/>
+      <w:r>
+        <w:rPr>
+          <w:color w:val="FF0000"/>
+        </w:rPr>
+        <w:t>java.util</w:t>
+      </w:r>
+      <w:proofErr w:type="spellEnd"/>
+      <w:r>
+        <w:rPr>
+          <w:color w:val="FF0000"/>
+        </w:rPr>
+        <w:t>.</w:t>
+      </w:r>
+      <w:proofErr w:type="gramStart"/>
+      <w:r>
+        <w:rPr>
+          <w:color w:val="FF0000"/>
+        </w:rPr>
+        <w:t>*;</w:t>
+      </w:r>
+      <w:proofErr w:type="gramEnd"/>
+    </w:p>
+    <w:p>
+      <w:pPr>
+        <w:spacing w:after="40"/>
+        <w:ind w:left="0" w:firstLine="0"/>
+        <w:jc w:val="left"/>
+        <w:rPr>
+          <w:color w:val="FF0000"/>
+        </w:rPr>
+      </w:pPr>
+      <w:r>
+        <w:rPr>
+          <w:color w:val="FF0000"/>
+        </w:rPr>
+        <w:t xml:space="preserve">class </w:t>
+      </w:r>
+      <w:proofErr w:type="gramStart"/>
+      <w:r>
+        <w:rPr>
+          <w:color w:val="FF0000"/>
+        </w:rPr>
+        <w:t>Me{</w:t>
+      </w:r>
+      <w:proofErr w:type="gramEnd"/>
+    </w:p>
+    <w:p>
+      <w:pPr>
+        <w:spacing w:after="40"/>
+        <w:ind w:left="0" w:firstLine="0"/>
+        <w:jc w:val="left"/>
+        <w:rPr>
+          <w:color w:val="FF0000"/>
+        </w:rPr>
+      </w:pPr>
+      <w:r>
+        <w:rPr>
+          <w:color w:val="FF0000"/>
+        </w:rPr>
+        <w:tab/>
+        <w:t xml:space="preserve">public static String </w:t>
+      </w:r>
+      <w:proofErr w:type="spellStart"/>
+      <w:proofErr w:type="gramStart"/>
+      <w:r>
+        <w:rPr>
+          <w:color w:val="FF0000"/>
+        </w:rPr>
+        <w:t>checkPassword</w:t>
+      </w:r>
+      <w:proofErr w:type="spellEnd"/>
+      <w:r>
+        <w:rPr>
+          <w:color w:val="FF0000"/>
+        </w:rPr>
+        <w:t>(</w:t>
+      </w:r>
+      <w:proofErr w:type="gramEnd"/>
+      <w:r>
+        <w:rPr>
+          <w:color w:val="FF0000"/>
+        </w:rPr>
+        <w:t xml:space="preserve">String </w:t>
+      </w:r>
+      <w:proofErr w:type="spellStart"/>
+      <w:r>
+        <w:rPr>
+          <w:color w:val="FF0000"/>
+        </w:rPr>
+        <w:t>passw</w:t>
+      </w:r>
+      <w:proofErr w:type="spellEnd"/>
+      <w:r>
+        <w:rPr>
+          <w:color w:val="FF0000"/>
+        </w:rPr>
+        <w:t>){</w:t>
+      </w:r>
+    </w:p>
+    <w:p>
+      <w:pPr>
+        <w:spacing w:after="40"/>
+        <w:ind w:left="0" w:firstLine="0"/>
+        <w:jc w:val="left"/>
+        <w:rPr>
+          <w:color w:val="FF0000"/>
+        </w:rPr>
+      </w:pPr>
+      <w:r>
+        <w:rPr>
+          <w:color w:val="FF0000"/>
+        </w:rPr>
+        <w:tab/>
+      </w:r>
+      <w:r>
+        <w:rPr>
+          <w:color w:val="FF0000"/>
+        </w:rPr>
+        <w:tab/>
+        <w:t xml:space="preserve">Scanner input=new </w:t>
+      </w:r>
+      <w:proofErr w:type="gramStart"/>
+      <w:r>
+        <w:rPr>
+          <w:color w:val="FF0000"/>
+        </w:rPr>
+        <w:t>Scanner(</w:t>
+      </w:r>
+      <w:proofErr w:type="gramEnd"/>
+      <w:r>
+        <w:rPr>
+          <w:color w:val="FF0000"/>
+        </w:rPr>
+        <w:t>System.in);</w:t>
+      </w:r>
+    </w:p>
+    <w:p>
+      <w:pPr>
+        <w:spacing w:after="40"/>
+        <w:ind w:left="0" w:firstLine="0"/>
+        <w:jc w:val="left"/>
+        <w:rPr>
+          <w:color w:val="FF0000"/>
+        </w:rPr>
+      </w:pPr>
+      <w:r>
+        <w:rPr>
+          <w:color w:val="FF0000"/>
+        </w:rPr>
+        <w:tab/>
+      </w:r>
+      <w:r>
+        <w:rPr>
+          <w:color w:val="FF0000"/>
+        </w:rPr>
+        <w:tab/>
+      </w:r>
+      <w:proofErr w:type="spellStart"/>
+      <w:r>
+        <w:rPr>
+          <w:color w:val="FF0000"/>
+        </w:rPr>
+        <w:t>System.out.print</w:t>
+      </w:r>
+      <w:proofErr w:type="spellEnd"/>
+      <w:r>
+        <w:rPr>
+          <w:color w:val="FF0000"/>
+        </w:rPr>
+        <w:t xml:space="preserve">("Enter </w:t>
+      </w:r>
+      <w:proofErr w:type="gramStart"/>
+      <w:r>
+        <w:rPr>
+          <w:color w:val="FF0000"/>
+        </w:rPr>
+        <w:t>password :</w:t>
+      </w:r>
+      <w:proofErr w:type="gramEnd"/>
+      <w:r>
+        <w:rPr>
+          <w:color w:val="FF0000"/>
+        </w:rPr>
+        <w:t xml:space="preserve"> ");</w:t>
+      </w:r>
+    </w:p>
+    <w:p>
+      <w:pPr>
+        <w:spacing w:after="40"/>
+        <w:ind w:left="0" w:firstLine="0"/>
+        <w:jc w:val="left"/>
+        <w:rPr>
+          <w:color w:val="FF0000"/>
+        </w:rPr>
+      </w:pPr>
+      <w:r>
+        <w:rPr>
+          <w:color w:val="FF0000"/>
+        </w:rPr>
+        <w:tab/>
+      </w:r>
+      <w:r>
+        <w:rPr>
+          <w:color w:val="FF0000"/>
+        </w:rPr>
+        <w:tab/>
+        <w:t xml:space="preserve">String pass = </w:t>
+      </w:r>
+      <w:proofErr w:type="spellStart"/>
+      <w:proofErr w:type="gramStart"/>
+      <w:r>
+        <w:rPr>
+          <w:color w:val="FF0000"/>
+        </w:rPr>
+        <w:t>input.next</w:t>
+      </w:r>
+      <w:proofErr w:type="spellEnd"/>
+      <w:proofErr w:type="gramEnd"/>
+      <w:r>
+        <w:rPr>
+          <w:color w:val="FF0000"/>
+        </w:rPr>
+        <w:t>();</w:t>
+      </w:r>
+    </w:p>
+    <w:p>
+      <w:pPr>
+        <w:spacing w:after="40"/>
+        <w:ind w:left="0" w:firstLine="0"/>
+        <w:jc w:val="left"/>
+        <w:rPr>
+          <w:color w:val="FF0000"/>
+        </w:rPr>
+      </w:pPr>
+      <w:r>
+        <w:rPr>
+          <w:color w:val="FF0000"/>
+        </w:rPr>
+        <w:tab/>
+      </w:r>
+      <w:r>
+        <w:rPr>
+          <w:color w:val="FF0000"/>
+        </w:rPr>
+        <w:tab/>
+        <w:t>if(</w:t>
+      </w:r>
+      <w:proofErr w:type="spellStart"/>
+      <w:proofErr w:type="gramStart"/>
+      <w:r>
+        <w:rPr>
+          <w:color w:val="FF0000"/>
+        </w:rPr>
+        <w:t>passw.equals</w:t>
+      </w:r>
+      <w:proofErr w:type="spellEnd"/>
+      <w:proofErr w:type="gramEnd"/>
+      <w:r>
+        <w:rPr>
+          <w:color w:val="FF0000"/>
+        </w:rPr>
+        <w:t>(pass)){</w:t>
+      </w:r>
+    </w:p>
+    <w:p>
+      <w:pPr>
+        <w:spacing w:after="40"/>
+        <w:ind w:left="0" w:firstLine="0"/>
+        <w:jc w:val="left"/>
+        <w:rPr>
+          <w:color w:val="FF0000"/>
+        </w:rPr>
+      </w:pPr>
+      <w:r>
+        <w:rPr>
+          <w:color w:val="FF0000"/>
+        </w:rPr>
+        <w:tab/>
+      </w:r>
+      <w:r>
+        <w:rPr>
+          <w:color w:val="FF0000"/>
+        </w:rPr>
+        <w:tab/>
+      </w:r>
+      <w:r>
+        <w:rPr>
+          <w:color w:val="FF0000"/>
+        </w:rPr>
+        <w:tab/>
+      </w:r>
+      <w:proofErr w:type="spellStart"/>
+      <w:proofErr w:type="gramStart"/>
+      <w:r>
+        <w:rPr>
+          <w:color w:val="FF0000"/>
+        </w:rPr>
+        <w:t>displayDetails</w:t>
+      </w:r>
+      <w:proofErr w:type="spellEnd"/>
+      <w:r>
+        <w:rPr>
+          <w:color w:val="FF0000"/>
+        </w:rPr>
+        <w:t>(</w:t>
+      </w:r>
+      <w:proofErr w:type="gramEnd"/>
+      <w:r>
+        <w:rPr>
+          <w:color w:val="FF0000"/>
+        </w:rPr>
+        <w:t>);</w:t>
+      </w:r>
+    </w:p>
+    <w:p>
+      <w:pPr>
+        <w:spacing w:after="40"/>
+        <w:ind w:left="0" w:firstLine="0"/>
+        <w:jc w:val="left"/>
+        <w:rPr>
+          <w:color w:val="FF0000"/>
+        </w:rPr>
+      </w:pPr>
+      <w:r>
+        <w:rPr>
+          <w:color w:val="FF0000"/>
+        </w:rPr>
+        <w:tab/>
+      </w:r>
+      <w:r>
+        <w:rPr>
+          <w:color w:val="FF0000"/>
+        </w:rPr>
+        <w:tab/>
+      </w:r>
+      <w:r>
+        <w:rPr>
+          <w:color w:val="FF0000"/>
+        </w:rPr>
+        <w:tab/>
+      </w:r>
+      <w:proofErr w:type="gramStart"/>
+      <w:r>
+        <w:rPr>
+          <w:color w:val="FF0000"/>
+        </w:rPr>
+        <w:t>}else</w:t>
+      </w:r>
+      <w:proofErr w:type="gramEnd"/>
+      <w:r>
+        <w:rPr>
+          <w:color w:val="FF0000"/>
+        </w:rPr>
+        <w:t>{</w:t>
+      </w:r>
+    </w:p>
+    <w:p>
+      <w:pPr>
+        <w:spacing w:after="40"/>
+        <w:ind w:left="0" w:firstLine="0"/>
+        <w:jc w:val="left"/>
+        <w:rPr>
+          <w:color w:val="FF0000"/>
+        </w:rPr>
+      </w:pPr>
+      <w:r>
+        <w:rPr>
+          <w:color w:val="FF0000"/>
+        </w:rPr>
+        <w:tab/>
+      </w:r>
+      <w:r>
+        <w:rPr>
+          <w:color w:val="FF0000"/>
+        </w:rPr>
+        <w:tab/>
+      </w:r>
+      <w:r>
+        <w:rPr>
+          <w:color w:val="FF0000"/>
+        </w:rPr>
+        <w:tab/>
+      </w:r>
+      <w:r>
+        <w:rPr>
+          <w:color w:val="FF0000"/>
+        </w:rPr>
+        <w:tab/>
+        <w:t xml:space="preserve">int count = </w:t>
+      </w:r>
+      <w:proofErr w:type="gramStart"/>
+      <w:r>
+        <w:rPr>
+          <w:color w:val="FF0000"/>
+        </w:rPr>
+        <w:t>0;</w:t>
+      </w:r>
+      <w:proofErr w:type="gramEnd"/>
+    </w:p>
+    <w:p>
+      <w:pPr>
+        <w:spacing w:after="40"/>
+        <w:ind w:left="0" w:firstLine="0"/>
+        <w:jc w:val="left"/>
+        <w:rPr>
+          <w:color w:val="FF0000"/>
+        </w:rPr>
+      </w:pPr>
+      <w:r>
+        <w:rPr>
+          <w:color w:val="FF0000"/>
+        </w:rPr>
+        <w:tab/>
+      </w:r>
+      <w:r>
+        <w:rPr>
+          <w:color w:val="FF0000"/>
+        </w:rPr>
+        <w:tab/>
+      </w:r>
+      <w:r>
+        <w:rPr>
+          <w:color w:val="FF0000"/>
+        </w:rPr>
+        <w:tab/>
+      </w:r>
+      <w:r>
+        <w:rPr>
+          <w:color w:val="FF0000"/>
+        </w:rPr>
+        <w:tab/>
+        <w:t>while(</w:t>
+      </w:r>
+      <w:proofErr w:type="gramStart"/>
+      <w:r>
+        <w:rPr>
+          <w:color w:val="FF0000"/>
+        </w:rPr>
+        <w:t>count!=</w:t>
+      </w:r>
+      <w:proofErr w:type="gramEnd"/>
+      <w:r>
+        <w:rPr>
+          <w:color w:val="FF0000"/>
+        </w:rPr>
+        <w:t>3){</w:t>
+      </w:r>
+    </w:p>
+    <w:p>
+      <w:pPr>
+        <w:spacing w:after="40"/>
+        <w:ind w:left="0" w:firstLine="0"/>
+        <w:jc w:val="left"/>
+        <w:rPr>
+          <w:color w:val="FF0000"/>
+        </w:rPr>
+      </w:pPr>
+      <w:r>
+        <w:rPr>
+          <w:color w:val="FF0000"/>
+        </w:rPr>
+        <w:tab/>
+      </w:r>
+      <w:r>
+        <w:rPr>
+          <w:color w:val="FF0000"/>
+        </w:rPr>
+        <w:tab/>
+      </w:r>
+      <w:r>
+        <w:rPr>
+          <w:color w:val="FF0000"/>
+        </w:rPr>
+        <w:tab/>
+      </w:r>
+      <w:r>
+        <w:rPr>
+          <w:color w:val="FF0000"/>
+        </w:rPr>
+        <w:tab/>
+      </w:r>
+      <w:r>
+        <w:rPr>
+          <w:color w:val="FF0000"/>
+        </w:rPr>
+        <w:tab/>
+        <w:t>count+</w:t>
+      </w:r>
+      <w:proofErr w:type="gramStart"/>
+      <w:r>
+        <w:rPr>
+          <w:color w:val="FF0000"/>
+        </w:rPr>
+        <w:t>+;</w:t>
+      </w:r>
+      <w:proofErr w:type="gramEnd"/>
+    </w:p>
+    <w:p>
+      <w:pPr>
+        <w:spacing w:after="40"/>
+        <w:ind w:left="0" w:firstLine="0"/>
+        <w:jc w:val="left"/>
+        <w:rPr>
+          <w:color w:val="FF0000"/>
+        </w:rPr>
+      </w:pPr>
+      <w:r>
+        <w:rPr>
+          <w:color w:val="FF0000"/>
+        </w:rPr>
+        <w:tab/>
+      </w:r>
+      <w:r>
+        <w:rPr>
+          <w:color w:val="FF0000"/>
+        </w:rPr>
+        <w:tab/>
+      </w:r>
+      <w:r>
+        <w:rPr>
+          <w:color w:val="FF0000"/>
+        </w:rPr>
+        <w:tab/>
+      </w:r>
+      <w:r>
+        <w:rPr>
+          <w:color w:val="FF0000"/>
+        </w:rPr>
+        <w:tab/>
+      </w:r>
+      <w:r>
+        <w:rPr>
+          <w:color w:val="FF0000"/>
+        </w:rPr>
+        <w:tab/>
+      </w:r>
+      <w:proofErr w:type="spellStart"/>
+      <w:r>
+        <w:rPr>
+          <w:color w:val="FF0000"/>
+        </w:rPr>
+        <w:t>System.out.print</w:t>
+      </w:r>
+      <w:proofErr w:type="spellEnd"/>
+      <w:r>
+        <w:rPr>
+          <w:color w:val="FF0000"/>
+        </w:rPr>
+        <w:t>("Do you want to continue (Yes/No)?"</w:t>
+      </w:r>
+      <w:proofErr w:type="gramStart"/>
+      <w:r>
+        <w:rPr>
+          <w:color w:val="FF0000"/>
+        </w:rPr>
+        <w:t>);</w:t>
+      </w:r>
+      <w:proofErr w:type="gramEnd"/>
+    </w:p>
+    <w:p>
+      <w:pPr>
+        <w:spacing w:after="40"/>
+        <w:ind w:left="0" w:firstLine="0"/>
+        <w:jc w:val="left"/>
+        <w:rPr>
+          <w:color w:val="FF0000"/>
+        </w:rPr>
+      </w:pPr>
+      <w:r>
+        <w:rPr>
+          <w:color w:val="FF0000"/>
+        </w:rPr>
+        <w:tab/>
+      </w:r>
+      <w:r>
+        <w:rPr>
+          <w:color w:val="FF0000"/>
+        </w:rPr>
+        <w:tab/>
+      </w:r>
+      <w:r>
+        <w:rPr>
+          <w:color w:val="FF0000"/>
+        </w:rPr>
+        <w:tab/>
+      </w:r>
+      <w:r>
+        <w:rPr>
+          <w:color w:val="FF0000"/>
+        </w:rPr>
+        <w:tab/>
+      </w:r>
+      <w:r>
+        <w:rPr>
+          <w:color w:val="FF0000"/>
+        </w:rPr>
+        <w:tab/>
+        <w:t xml:space="preserve">String type = </w:t>
+      </w:r>
+      <w:proofErr w:type="spellStart"/>
+      <w:proofErr w:type="gramStart"/>
+      <w:r>
+        <w:rPr>
+          <w:color w:val="FF0000"/>
+        </w:rPr>
+        <w:t>input.next</w:t>
+      </w:r>
+      <w:proofErr w:type="spellEnd"/>
+      <w:proofErr w:type="gramEnd"/>
+      <w:r>
+        <w:rPr>
+          <w:color w:val="FF0000"/>
+        </w:rPr>
+        <w:t>();</w:t>
+      </w:r>
+    </w:p>
+    <w:p>
+      <w:pPr>
+        <w:spacing w:after="40"/>
+        <w:ind w:left="0" w:firstLine="0"/>
+        <w:jc w:val="left"/>
+        <w:rPr>
+          <w:color w:val="FF0000"/>
+        </w:rPr>
+      </w:pPr>
+      <w:r>
+        <w:rPr>
+          <w:color w:val="FF0000"/>
+        </w:rPr>
+        <w:tab/>
+      </w:r>
+      <w:r>
+        <w:rPr>
+          <w:color w:val="FF0000"/>
+        </w:rPr>
+        <w:tab/>
+      </w:r>
+      <w:r>
+        <w:rPr>
+          <w:color w:val="FF0000"/>
+        </w:rPr>
+        <w:tab/>
+      </w:r>
+      <w:r>
+        <w:rPr>
+          <w:color w:val="FF0000"/>
+        </w:rPr>
+        <w:tab/>
+      </w:r>
+      <w:r>
+        <w:rPr>
+          <w:color w:val="FF0000"/>
+        </w:rPr>
+        <w:tab/>
+        <w:t>if(</w:t>
+      </w:r>
+      <w:proofErr w:type="spellStart"/>
+      <w:proofErr w:type="gramStart"/>
+      <w:r>
+        <w:rPr>
+          <w:color w:val="FF0000"/>
+        </w:rPr>
+        <w:t>type.equals</w:t>
+      </w:r>
+      <w:proofErr w:type="spellEnd"/>
+      <w:proofErr w:type="gramEnd"/>
+      <w:r>
+        <w:rPr>
+          <w:color w:val="FF0000"/>
+        </w:rPr>
+        <w:t>("yes") ||</w:t>
+      </w:r>
+      <w:proofErr w:type="spellStart"/>
+      <w:r>
+        <w:rPr>
+          <w:color w:val="FF0000"/>
+        </w:rPr>
+        <w:t>type.equals</w:t>
+      </w:r>
+      <w:proofErr w:type="spellEnd"/>
+      <w:r>
+        <w:rPr>
+          <w:color w:val="FF0000"/>
+        </w:rPr>
+        <w:t xml:space="preserve">("Yes") || </w:t>
+      </w:r>
+      <w:proofErr w:type="spellStart"/>
+      <w:r>
+        <w:rPr>
+          <w:color w:val="FF0000"/>
+        </w:rPr>
+        <w:t>type.equals</w:t>
+      </w:r>
+      <w:proofErr w:type="spellEnd"/>
+      <w:r>
+        <w:rPr>
+          <w:color w:val="FF0000"/>
+        </w:rPr>
+        <w:t>("y")){</w:t>
+      </w:r>
+    </w:p>
+    <w:p>
+      <w:pPr>
+        <w:spacing w:after="40"/>
+        <w:ind w:left="0" w:firstLine="0"/>
+        <w:jc w:val="left"/>
+        <w:rPr>
+          <w:color w:val="FF0000"/>
+        </w:rPr>
+      </w:pPr>
+      <w:r>
+        <w:rPr>
+          <w:color w:val="FF0000"/>
+        </w:rPr>
+        <w:tab/>
+      </w:r>
+      <w:r>
+        <w:rPr>
+          <w:color w:val="FF0000"/>
+        </w:rPr>
+        <w:tab/>
+      </w:r>
+      <w:r>
+        <w:rPr>
+          <w:color w:val="FF0000"/>
+        </w:rPr>
+        <w:tab/>
+      </w:r>
+      <w:r>
+        <w:rPr>
+          <w:color w:val="FF0000"/>
+        </w:rPr>
+        <w:tab/>
+      </w:r>
+      <w:r>
+        <w:rPr>
+          <w:color w:val="FF0000"/>
+        </w:rPr>
+        <w:tab/>
+      </w:r>
+      <w:r>
+        <w:rPr>
+          <w:color w:val="FF0000"/>
+        </w:rPr>
+        <w:tab/>
+      </w:r>
+      <w:proofErr w:type="spellStart"/>
+      <w:r>
+        <w:rPr>
+          <w:color w:val="FF0000"/>
+        </w:rPr>
+        <w:t>checkPassword</w:t>
+      </w:r>
+      <w:proofErr w:type="spellEnd"/>
+      <w:r>
+        <w:rPr>
+          <w:color w:val="FF0000"/>
+        </w:rPr>
+        <w:t>(</w:t>
+      </w:r>
+      <w:proofErr w:type="spellStart"/>
+      <w:r>
+        <w:rPr>
+          <w:color w:val="FF0000"/>
+        </w:rPr>
+        <w:t>passw</w:t>
+      </w:r>
+      <w:proofErr w:type="spellEnd"/>
+      <w:proofErr w:type="gramStart"/>
+      <w:r>
+        <w:rPr>
+          <w:color w:val="FF0000"/>
+        </w:rPr>
+        <w:t>);</w:t>
+      </w:r>
+      <w:proofErr w:type="gramEnd"/>
+    </w:p>
+    <w:p>
+      <w:pPr>
+        <w:spacing w:after="40"/>
+        <w:ind w:left="0" w:firstLine="0"/>
+        <w:jc w:val="left"/>
+        <w:rPr>
+          <w:color w:val="FF0000"/>
+        </w:rPr>
+      </w:pPr>
+      <w:r>
+        <w:rPr>
+          <w:color w:val="FF0000"/>
+        </w:rPr>
+        <w:tab/>
+      </w:r>
+      <w:r>
+        <w:rPr>
+          <w:color w:val="FF0000"/>
+        </w:rPr>
+        <w:tab/>
+      </w:r>
+      <w:r>
+        <w:rPr>
+          <w:color w:val="FF0000"/>
+        </w:rPr>
+        <w:tab/>
+      </w:r>
+      <w:r>
+        <w:rPr>
+          <w:color w:val="FF0000"/>
+        </w:rPr>
+        <w:tab/>
+      </w:r>
+      <w:r>
+        <w:rPr>
+          <w:color w:val="FF0000"/>
+        </w:rPr>
+        <w:tab/>
+      </w:r>
+      <w:proofErr w:type="gramStart"/>
+      <w:r>
+        <w:rPr>
+          <w:color w:val="FF0000"/>
+        </w:rPr>
+        <w:t>}else</w:t>
+      </w:r>
+      <w:proofErr w:type="gramEnd"/>
+      <w:r>
+        <w:rPr>
+          <w:color w:val="FF0000"/>
+        </w:rPr>
+        <w:t xml:space="preserve"> if(</w:t>
+      </w:r>
+      <w:proofErr w:type="spellStart"/>
+      <w:r>
+        <w:rPr>
+          <w:color w:val="FF0000"/>
+        </w:rPr>
+        <w:t>type.equals</w:t>
+      </w:r>
+      <w:proofErr w:type="spellEnd"/>
+      <w:r>
+        <w:rPr>
+          <w:color w:val="FF0000"/>
+        </w:rPr>
+        <w:t>("no") ||</w:t>
+      </w:r>
+      <w:proofErr w:type="spellStart"/>
+      <w:r>
+        <w:rPr>
+          <w:color w:val="FF0000"/>
+        </w:rPr>
+        <w:t>type.equals</w:t>
+      </w:r>
+      <w:proofErr w:type="spellEnd"/>
+      <w:r>
+        <w:rPr>
+          <w:color w:val="FF0000"/>
+        </w:rPr>
+        <w:t xml:space="preserve">("No") || </w:t>
+      </w:r>
+      <w:proofErr w:type="spellStart"/>
+      <w:r>
+        <w:rPr>
+          <w:color w:val="FF0000"/>
+        </w:rPr>
+        <w:t>type.equals</w:t>
+      </w:r>
+      <w:proofErr w:type="spellEnd"/>
+      <w:r>
+        <w:rPr>
+          <w:color w:val="FF0000"/>
+        </w:rPr>
+        <w:t>("n")){</w:t>
+      </w:r>
+    </w:p>
+    <w:p>
+      <w:pPr>
+        <w:spacing w:after="40"/>
+        <w:ind w:left="0" w:firstLine="0"/>
+        <w:jc w:val="left"/>
+        <w:rPr>
+          <w:color w:val="FF0000"/>
+        </w:rPr>
+      </w:pPr>
+      <w:r>
+        <w:rPr>
+          <w:color w:val="FF0000"/>
+        </w:rPr>
+        <w:tab/>
+      </w:r>
+      <w:r>
+        <w:rPr>
+          <w:color w:val="FF0000"/>
+        </w:rPr>
+        <w:tab/>
+      </w:r>
+      <w:r>
+        <w:rPr>
+          <w:color w:val="FF0000"/>
+        </w:rPr>
+        <w:tab/>
+      </w:r>
+      <w:r>
+        <w:rPr>
+          <w:color w:val="FF0000"/>
+        </w:rPr>
+        <w:tab/>
+      </w:r>
+      <w:r>
+        <w:rPr>
+          <w:color w:val="FF0000"/>
+        </w:rPr>
+        <w:tab/>
+      </w:r>
+      <w:r>
+        <w:rPr>
+          <w:color w:val="FF0000"/>
+        </w:rPr>
+        <w:tab/>
+      </w:r>
+      <w:proofErr w:type="gramStart"/>
+      <w:r>
+        <w:rPr>
+          <w:color w:val="FF0000"/>
+        </w:rPr>
+        <w:t>break;</w:t>
+      </w:r>
+      <w:proofErr w:type="gramEnd"/>
+    </w:p>
+    <w:p>
+      <w:pPr>
+        <w:spacing w:after="40"/>
+        <w:ind w:left="0" w:firstLine="0"/>
+        <w:jc w:val="left"/>
+        <w:rPr>
+          <w:color w:val="FF0000"/>
+        </w:rPr>
+      </w:pPr>
+      <w:r>
+        <w:rPr>
+          <w:color w:val="FF0000"/>
+        </w:rPr>
+        <w:tab/>
+      </w:r>
+      <w:r>
+        <w:rPr>
+          <w:color w:val="FF0000"/>
+        </w:rPr>
+        <w:tab/>
+      </w:r>
+      <w:r>
+        <w:rPr>
+          <w:color w:val="FF0000"/>
+        </w:rPr>
+        <w:tab/>
+      </w:r>
+      <w:r>
+        <w:rPr>
+          <w:color w:val="FF0000"/>
+        </w:rPr>
+        <w:tab/>
+      </w:r>
+      <w:r>
+        <w:rPr>
+          <w:color w:val="FF0000"/>
+        </w:rPr>
+        <w:tab/>
+      </w:r>
+      <w:r>
+        <w:rPr>
+          <w:color w:val="FF0000"/>
+        </w:rPr>
+        <w:tab/>
+        <w:t>}</w:t>
+      </w:r>
+    </w:p>
+    <w:p>
+      <w:pPr>
+        <w:spacing w:after="40"/>
+        <w:ind w:left="0" w:firstLine="0"/>
+        <w:jc w:val="left"/>
+        <w:rPr>
+          <w:color w:val="FF0000"/>
+        </w:rPr>
+      </w:pPr>
+      <w:r>
+        <w:rPr>
+          <w:color w:val="FF0000"/>
+        </w:rPr>
+        <w:tab/>
+      </w:r>
+      <w:r>
+        <w:rPr>
+          <w:color w:val="FF0000"/>
+        </w:rPr>
+        <w:tab/>
+      </w:r>
+      <w:r>
+        <w:rPr>
+          <w:color w:val="FF0000"/>
+        </w:rPr>
+        <w:tab/>
+      </w:r>
+      <w:r>
+        <w:rPr>
+          <w:color w:val="FF0000"/>
+        </w:rPr>
+        <w:tab/>
+        <w:t>}</w:t>
+      </w:r>
+    </w:p>
+    <w:p>
+      <w:pPr>
+        <w:spacing w:after="40"/>
+        <w:ind w:left="0" w:firstLine="0"/>
+        <w:jc w:val="left"/>
+        <w:rPr>
+          <w:color w:val="FF0000"/>
+        </w:rPr>
+      </w:pPr>
+      <w:r>
+        <w:rPr>
+          <w:color w:val="FF0000"/>
+        </w:rPr>
+        <w:tab/>
+      </w:r>
+      <w:r>
+        <w:rPr>
+          <w:color w:val="FF0000"/>
+        </w:rPr>
+        <w:tab/>
+        <w:t>}</w:t>
+      </w:r>
+    </w:p>
+    <w:p>
+      <w:pPr>
+        <w:spacing w:after="40"/>
+        <w:ind w:left="0" w:firstLine="0"/>
+        <w:jc w:val="left"/>
+        <w:rPr>
+          <w:color w:val="FF0000"/>
+        </w:rPr>
+      </w:pPr>
+      <w:r>
+        <w:rPr>
+          <w:color w:val="FF0000"/>
+        </w:rPr>
+        <w:tab/>
+      </w:r>
+      <w:r>
+        <w:rPr>
+          <w:color w:val="FF0000"/>
+        </w:rPr>
+        <w:tab/>
+        <w:t xml:space="preserve">return </w:t>
+      </w:r>
+      <w:proofErr w:type="spellStart"/>
+      <w:proofErr w:type="gramStart"/>
+      <w:r>
+        <w:rPr>
+          <w:color w:val="FF0000"/>
+        </w:rPr>
+        <w:t>passw</w:t>
+      </w:r>
+      <w:proofErr w:type="spellEnd"/>
+      <w:r>
+        <w:rPr>
+          <w:color w:val="FF0000"/>
+        </w:rPr>
+        <w:t>;</w:t>
+      </w:r>
+      <w:proofErr w:type="gramEnd"/>
+    </w:p>
+    <w:p>
+      <w:pPr>
+        <w:spacing w:after="40"/>
+        <w:ind w:left="0" w:firstLine="0"/>
+        <w:jc w:val="left"/>
+        <w:rPr>
+          <w:color w:val="FF0000"/>
+        </w:rPr>
+      </w:pPr>
+      <w:r>
+        <w:rPr>
+          <w:color w:val="FF0000"/>
+        </w:rPr>
+        <w:tab/>
+        <w:t xml:space="preserve">} </w:t>
+      </w:r>
+    </w:p>
+    <w:p>
+      <w:pPr>
+        <w:spacing w:after="40"/>
+        <w:ind w:left="0" w:firstLine="0"/>
+        <w:jc w:val="left"/>
+        <w:rPr>
+          <w:color w:val="FF0000"/>
+        </w:rPr>
+      </w:pPr>
+      <w:r>
+        <w:rPr>
+          <w:color w:val="FF0000"/>
+        </w:rPr>
+        <w:tab/>
+        <w:t xml:space="preserve">public static void </w:t>
+      </w:r>
+      <w:proofErr w:type="spellStart"/>
+      <w:proofErr w:type="gramStart"/>
+      <w:r>
+        <w:rPr>
+          <w:color w:val="FF0000"/>
+        </w:rPr>
+        <w:t>displayDetails</w:t>
+      </w:r>
+      <w:proofErr w:type="spellEnd"/>
+      <w:r>
+        <w:rPr>
+          <w:color w:val="FF0000"/>
+        </w:rPr>
+        <w:t>(</w:t>
+      </w:r>
+      <w:proofErr w:type="gramEnd"/>
+      <w:r>
+        <w:rPr>
+          <w:color w:val="FF0000"/>
+        </w:rPr>
+        <w:t>) {</w:t>
+      </w:r>
+    </w:p>
+    <w:p>
+      <w:pPr>
+        <w:spacing w:after="40"/>
+        <w:ind w:left="0" w:firstLine="0"/>
+        <w:jc w:val="left"/>
+        <w:rPr>
+          <w:color w:val="FF0000"/>
+        </w:rPr>
+      </w:pPr>
+      <w:r>
+        <w:rPr>
+          <w:color w:val="FF0000"/>
+        </w:rPr>
+        <w:tab/>
+      </w:r>
+      <w:r>
+        <w:rPr>
+          <w:color w:val="FF0000"/>
+        </w:rPr>
+        <w:tab/>
+      </w:r>
+      <w:proofErr w:type="spellStart"/>
+      <w:r>
+        <w:rPr>
+          <w:color w:val="FF0000"/>
+        </w:rPr>
+        <w:t>System.out.println</w:t>
+      </w:r>
+      <w:proofErr w:type="spellEnd"/>
+      <w:r>
+        <w:rPr>
+          <w:color w:val="FF0000"/>
+        </w:rPr>
+        <w:t xml:space="preserve">("Username = </w:t>
+      </w:r>
+      <w:proofErr w:type="spellStart"/>
+      <w:r>
+        <w:rPr>
+          <w:color w:val="FF0000"/>
+        </w:rPr>
+        <w:t>Kavidu</w:t>
+      </w:r>
+      <w:proofErr w:type="spellEnd"/>
+      <w:r>
+        <w:rPr>
+          <w:color w:val="FF0000"/>
+        </w:rPr>
+        <w:t>"</w:t>
+      </w:r>
+      <w:proofErr w:type="gramStart"/>
+      <w:r>
+        <w:rPr>
+          <w:color w:val="FF0000"/>
+        </w:rPr>
+        <w:t>);</w:t>
+      </w:r>
+      <w:proofErr w:type="gramEnd"/>
+    </w:p>
+    <w:p>
+      <w:pPr>
+        <w:spacing w:after="40"/>
+        <w:ind w:left="0" w:firstLine="0"/>
+        <w:jc w:val="left"/>
+        <w:rPr>
+          <w:color w:val="FF0000"/>
+        </w:rPr>
+      </w:pPr>
+      <w:r>
+        <w:rPr>
+          <w:color w:val="FF0000"/>
+        </w:rPr>
+        <w:tab/>
+      </w:r>
+      <w:r>
+        <w:rPr>
+          <w:color w:val="FF0000"/>
+        </w:rPr>
+        <w:tab/>
+      </w:r>
+      <w:proofErr w:type="spellStart"/>
+      <w:r>
+        <w:rPr>
+          <w:color w:val="FF0000"/>
+        </w:rPr>
+        <w:t>System.out.println</w:t>
+      </w:r>
+      <w:proofErr w:type="spellEnd"/>
+      <w:r>
+        <w:rPr>
+          <w:color w:val="FF0000"/>
+        </w:rPr>
+        <w:t>("Email = kavidu@gamol.com"</w:t>
+      </w:r>
+      <w:proofErr w:type="gramStart"/>
+      <w:r>
+        <w:rPr>
+          <w:color w:val="FF0000"/>
+        </w:rPr>
+        <w:t>);</w:t>
+      </w:r>
+      <w:proofErr w:type="gramEnd"/>
+    </w:p>
+    <w:p>
+      <w:pPr>
+        <w:spacing w:after="40"/>
+        <w:ind w:left="0" w:firstLine="0"/>
+        <w:jc w:val="left"/>
+        <w:rPr>
+          <w:color w:val="FF0000"/>
+        </w:rPr>
+      </w:pPr>
+      <w:r>
+        <w:rPr>
+          <w:color w:val="FF0000"/>
+        </w:rPr>
+        <w:tab/>
+        <w:t>}</w:t>
+      </w:r>
+    </w:p>
+    <w:p>
+      <w:pPr>
+        <w:spacing w:after="40"/>
+        <w:ind w:left="0" w:firstLine="0"/>
+        <w:jc w:val="left"/>
+        <w:rPr>
+          <w:color w:val="FF0000"/>
+        </w:rPr>
+      </w:pPr>
+      <w:r>
+        <w:rPr>
+          <w:color w:val="FF0000"/>
+        </w:rPr>
+        <w:tab/>
+        <w:t xml:space="preserve">public static void </w:t>
+      </w:r>
+      <w:proofErr w:type="gramStart"/>
+      <w:r>
+        <w:rPr>
+          <w:color w:val="FF0000"/>
+        </w:rPr>
+        <w:t>main(</w:t>
+      </w:r>
+      <w:proofErr w:type="gramEnd"/>
+      <w:r>
+        <w:rPr>
+          <w:color w:val="FF0000"/>
+        </w:rPr>
+        <w:t xml:space="preserve">String[] </w:t>
+      </w:r>
+      <w:proofErr w:type="spellStart"/>
+      <w:r>
+        <w:rPr>
+          <w:color w:val="FF0000"/>
+        </w:rPr>
+        <w:t>args</w:t>
+      </w:r>
+      <w:proofErr w:type="spellEnd"/>
+      <w:r>
+        <w:rPr>
+          <w:color w:val="FF0000"/>
+        </w:rPr>
+        <w:t>){</w:t>
+      </w:r>
+    </w:p>
+    <w:p>
+      <w:pPr>
+        <w:spacing w:after="40"/>
+        <w:ind w:left="0" w:firstLine="0"/>
+        <w:jc w:val="left"/>
+        <w:rPr>
+          <w:color w:val="FF0000"/>
+        </w:rPr>
+      </w:pPr>
+      <w:r>
+        <w:rPr>
+          <w:color w:val="FF0000"/>
+        </w:rPr>
+        <w:tab/>
+        <w:t xml:space="preserve">Scanner input=new </w:t>
+      </w:r>
+      <w:proofErr w:type="gramStart"/>
+      <w:r>
+        <w:rPr>
+          <w:color w:val="FF0000"/>
+        </w:rPr>
+        <w:t>Scanner(</w:t>
+      </w:r>
+      <w:proofErr w:type="gramEnd"/>
+      <w:r>
+        <w:rPr>
+          <w:color w:val="FF0000"/>
+        </w:rPr>
+        <w:t>System.in);</w:t>
+      </w:r>
+    </w:p>
+    <w:p>
+      <w:pPr>
+        <w:spacing w:after="40"/>
+        <w:ind w:left="0" w:firstLine="0"/>
+        <w:jc w:val="left"/>
+        <w:rPr>
+          <w:color w:val="FF0000"/>
+        </w:rPr>
+      </w:pPr>
+      <w:r>
+        <w:rPr>
+          <w:color w:val="FF0000"/>
+        </w:rPr>
+        <w:tab/>
+        <w:t xml:space="preserve">String </w:t>
+      </w:r>
+      <w:proofErr w:type="spellStart"/>
+      <w:r>
+        <w:rPr>
+          <w:color w:val="FF0000"/>
+        </w:rPr>
+        <w:t>passw</w:t>
+      </w:r>
+      <w:proofErr w:type="spellEnd"/>
+      <w:r>
+        <w:rPr>
+          <w:color w:val="FF0000"/>
+        </w:rPr>
+        <w:t xml:space="preserve"> = "Tharu12</w:t>
+      </w:r>
+      <w:proofErr w:type="gramStart"/>
+      <w:r>
+        <w:rPr>
+          <w:color w:val="FF0000"/>
+        </w:rPr>
+        <w:t>";</w:t>
+      </w:r>
+      <w:proofErr w:type="gramEnd"/>
+    </w:p>
+    <w:p>
+      <w:pPr>
+        <w:spacing w:after="40"/>
+        <w:ind w:left="0" w:firstLine="0"/>
+        <w:jc w:val="left"/>
+        <w:rPr>
+          <w:color w:val="FF0000"/>
+        </w:rPr>
+      </w:pPr>
+      <w:r>
+        <w:rPr>
+          <w:color w:val="FF0000"/>
+        </w:rPr>
+        <w:lastRenderedPageBreak/>
+        <w:tab/>
+        <w:t xml:space="preserve">String </w:t>
+      </w:r>
+      <w:proofErr w:type="spellStart"/>
+      <w:r>
+        <w:rPr>
+          <w:color w:val="FF0000"/>
+        </w:rPr>
+        <w:t>cheack</w:t>
+      </w:r>
+      <w:proofErr w:type="spellEnd"/>
+      <w:r>
+        <w:rPr>
+          <w:color w:val="FF0000"/>
+        </w:rPr>
+        <w:t xml:space="preserve"> =</w:t>
+      </w:r>
+      <w:proofErr w:type="spellStart"/>
+      <w:r>
+        <w:rPr>
+          <w:color w:val="FF0000"/>
+        </w:rPr>
+        <w:t>checkPassword</w:t>
+      </w:r>
+      <w:proofErr w:type="spellEnd"/>
+      <w:r>
+        <w:rPr>
+          <w:color w:val="FF0000"/>
+        </w:rPr>
+        <w:t>(</w:t>
+      </w:r>
+      <w:proofErr w:type="spellStart"/>
+      <w:r>
+        <w:rPr>
+          <w:color w:val="FF0000"/>
+        </w:rPr>
+        <w:t>passw</w:t>
+      </w:r>
+      <w:proofErr w:type="spellEnd"/>
+      <w:proofErr w:type="gramStart"/>
+      <w:r>
+        <w:rPr>
+          <w:color w:val="FF0000"/>
+        </w:rPr>
+        <w:t>);</w:t>
+      </w:r>
+      <w:proofErr w:type="gramEnd"/>
+    </w:p>
+    <w:p>
+      <w:pPr>
+        <w:spacing w:after="40"/>
+        <w:ind w:left="0" w:firstLine="0"/>
+        <w:jc w:val="left"/>
+        <w:rPr>
+          <w:color w:val="FF0000"/>
+        </w:rPr>
+      </w:pPr>
+      <w:r>
+        <w:rPr>
+          <w:color w:val="FF0000"/>
+        </w:rPr>
+        <w:tab/>
+        <w:t>}</w:t>
+      </w:r>
+    </w:p>
+    <w:p>
+      <w:pPr>
+        <w:spacing w:after="40"/>
+        <w:ind w:left="0" w:firstLine="0"/>
+        <w:jc w:val="left"/>
+        <w:rPr>
+          <w:color w:val="FF0000"/>
+        </w:rPr>
+      </w:pPr>
+      <w:r>
+        <w:rPr>
+          <w:color w:val="FF0000"/>
+        </w:rPr>
+        <w:t>}</w:t>
+      </w:r>
+    </w:p>
+    <w:p>
+      <w:pPr>
+        <w:spacing w:after="40"/>
+        <w:ind w:left="0" w:firstLine="0"/>
+        <w:jc w:val="left"/>
+        <w:rPr>
+          <w:color w:val="FF0000"/>
+        </w:rPr>
+      </w:pPr>
+    </w:p>
+    <w:p>
+      <w:pPr>
+        <w:spacing w:after="40"/>
+        <w:ind w:left="0" w:firstLine="0"/>
+        <w:jc w:val="left"/>
+        <w:rPr>
+          <w:color w:val="FF0000"/>
+        </w:rPr>
+      </w:pPr>
+    </w:p>
+    <w:p>
+      <w:pPr>
+        <w:spacing w:after="40"/>
+        <w:ind w:left="0" w:firstLine="0"/>
+        <w:jc w:val="left"/>
+        <w:rPr>
+          <w:color w:val="FF0000"/>
+          <w:sz w:val="44"/>
+          <w:szCs w:val="44"/>
+          <w:u w:val="single"/>
+        </w:rPr>
+      </w:pPr>
+      <w:r>
+        <w:rPr>
+          <w:color w:val="FF0000"/>
+          <w:sz w:val="44"/>
+          <w:szCs w:val="44"/>
+          <w:u w:val="single"/>
+        </w:rPr>
+        <w:t xml:space="preserve">Error </w:t>
+      </w:r>
+      <w:proofErr w:type="gramStart"/>
+      <w:r>
+        <w:rPr>
+          <w:color w:val="FF0000"/>
+          <w:sz w:val="44"/>
+          <w:szCs w:val="44"/>
+          <w:u w:val="single"/>
+        </w:rPr>
+        <w:t>fix( Ai</w:t>
+      </w:r>
+      <w:proofErr w:type="gramEnd"/>
+      <w:r>
+        <w:rPr>
+          <w:color w:val="FF0000"/>
+          <w:sz w:val="44"/>
+          <w:szCs w:val="44"/>
+          <w:u w:val="single"/>
+        </w:rPr>
+        <w:t xml:space="preserve"> Support)</w:t>
+      </w:r>
+    </w:p>
+    <w:p>
+      <w:pPr>
+        <w:spacing w:after="40"/>
+        <w:ind w:left="0" w:firstLine="0"/>
+        <w:jc w:val="left"/>
+        <w:rPr>
+          <w:color w:val="FF0000"/>
+          <w:sz w:val="44"/>
+          <w:szCs w:val="44"/>
+          <w:u w:val="single"/>
+        </w:rPr>
+      </w:pPr>
+    </w:p>
+    <w:p>
+      <w:pPr>
+        <w:spacing w:after="40"/>
+        <w:ind w:left="0" w:firstLine="0"/>
+        <w:jc w:val="left"/>
+        <w:rPr>
+          <w:color w:val="FF0000"/>
+          <w:sz w:val="44"/>
+          <w:szCs w:val="44"/>
+          <w:u w:val="single"/>
+        </w:rPr>
+      </w:pPr>
     </w:p>
     <w:p>
       <w:pPr>
         <w:spacing w:after="0"/>
         <w:ind w:left="0" w:firstLine="0"/>
         <w:jc w:val="left"/>
-      </w:pPr>
-      <w:r>
+        <w:rPr>
+          <w:color w:val="FF0000"/>
+        </w:rPr>
+      </w:pPr>
+      <w:r>
+        <w:rPr>
+          <w:color w:val="FF0000"/>
+        </w:rPr>
         <w:t xml:space="preserve"> </w:t>
       </w:r>
     </w:p>
